--- a/docs/package/04_Onboarding_and_Go_Live/BrokerVerse_Data_Migration_and_Cutover_Plan.docx
+++ b/docs/package/04_Onboarding_and_Go_Live/BrokerVerse_Data_Migration_and_Cutover_Plan.docx
@@ -789,7 +789,7 @@
             </w:rPr>
             <w:fldChar w:fldCharType="separate"/>
           </w:r>
-          <w:hyperlink w:anchor="__RefHeading___Toc70289_4049217194">
+          <w:hyperlink w:anchor="__RefHeading___Toc70289_3199679052">
             <w:r>
               <w:rPr>
                 <w:webHidden/>
@@ -824,7 +824,7 @@
             </w:tabs>
             <w:rPr/>
           </w:pPr>
-          <w:hyperlink w:anchor="__RefHeading___Toc70291_4049217194">
+          <w:hyperlink w:anchor="__RefHeading___Toc70291_3199679052">
             <w:r>
               <w:rPr>
                 <w:webHidden/>
@@ -853,7 +853,7 @@
             </w:tabs>
             <w:rPr/>
           </w:pPr>
-          <w:hyperlink w:anchor="__RefHeading___Toc70293_4049217194">
+          <w:hyperlink w:anchor="__RefHeading___Toc70293_3199679052">
             <w:r>
               <w:rPr>
                 <w:webHidden/>
@@ -875,7 +875,7 @@
             </w:tabs>
             <w:rPr/>
           </w:pPr>
-          <w:hyperlink w:anchor="__RefHeading___Toc70295_4049217194">
+          <w:hyperlink w:anchor="__RefHeading___Toc70295_3199679052">
             <w:r>
               <w:rPr>
                 <w:webHidden/>
@@ -897,7 +897,7 @@
             </w:tabs>
             <w:rPr/>
           </w:pPr>
-          <w:hyperlink w:anchor="__RefHeading___Toc70297_4049217194">
+          <w:hyperlink w:anchor="__RefHeading___Toc70297_3199679052">
             <w:r>
               <w:rPr>
                 <w:webHidden/>
@@ -919,7 +919,7 @@
             </w:tabs>
             <w:rPr/>
           </w:pPr>
-          <w:hyperlink w:anchor="__RefHeading___Toc70299_4049217194">
+          <w:hyperlink w:anchor="__RefHeading___Toc70299_3199679052">
             <w:r>
               <w:rPr>
                 <w:webHidden/>
@@ -941,7 +941,7 @@
             </w:tabs>
             <w:rPr/>
           </w:pPr>
-          <w:hyperlink w:anchor="__RefHeading___Toc70301_4049217194">
+          <w:hyperlink w:anchor="__RefHeading___Toc70301_3199679052">
             <w:r>
               <w:rPr>
                 <w:webHidden/>
@@ -963,7 +963,7 @@
             </w:tabs>
             <w:rPr/>
           </w:pPr>
-          <w:hyperlink w:anchor="__RefHeading___Toc70303_4049217194">
+          <w:hyperlink w:anchor="__RefHeading___Toc70303_3199679052">
             <w:r>
               <w:rPr>
                 <w:webHidden/>
@@ -985,7 +985,7 @@
             </w:tabs>
             <w:rPr/>
           </w:pPr>
-          <w:hyperlink w:anchor="__RefHeading___Toc70305_4049217194">
+          <w:hyperlink w:anchor="__RefHeading___Toc70305_3199679052">
             <w:r>
               <w:rPr>
                 <w:webHidden/>
@@ -1007,7 +1007,7 @@
             </w:tabs>
             <w:rPr/>
           </w:pPr>
-          <w:hyperlink w:anchor="__RefHeading___Toc70307_4049217194">
+          <w:hyperlink w:anchor="__RefHeading___Toc70307_3199679052">
             <w:r>
               <w:rPr>
                 <w:webHidden/>
@@ -1029,7 +1029,7 @@
             </w:tabs>
             <w:rPr/>
           </w:pPr>
-          <w:hyperlink w:anchor="__RefHeading___Toc70309_4049217194">
+          <w:hyperlink w:anchor="__RefHeading___Toc70309_3199679052">
             <w:r>
               <w:rPr>
                 <w:webHidden/>
@@ -1051,7 +1051,7 @@
             </w:tabs>
             <w:rPr/>
           </w:pPr>
-          <w:hyperlink w:anchor="__RefHeading___Toc70311_4049217194">
+          <w:hyperlink w:anchor="__RefHeading___Toc70311_3199679052">
             <w:r>
               <w:rPr>
                 <w:webHidden/>
@@ -1073,7 +1073,7 @@
             </w:tabs>
             <w:rPr/>
           </w:pPr>
-          <w:hyperlink w:anchor="__RefHeading___Toc70313_4049217194">
+          <w:hyperlink w:anchor="__RefHeading___Toc70313_3199679052">
             <w:r>
               <w:rPr>
                 <w:webHidden/>
@@ -1095,7 +1095,7 @@
             </w:tabs>
             <w:rPr/>
           </w:pPr>
-          <w:hyperlink w:anchor="__RefHeading___Toc70315_4049217194">
+          <w:hyperlink w:anchor="__RefHeading___Toc70315_3199679052">
             <w:r>
               <w:rPr>
                 <w:webHidden/>
@@ -1117,7 +1117,7 @@
             </w:tabs>
             <w:rPr/>
           </w:pPr>
-          <w:hyperlink w:anchor="__RefHeading___Toc70317_4049217194">
+          <w:hyperlink w:anchor="__RefHeading___Toc70317_3199679052">
             <w:r>
               <w:rPr>
                 <w:webHidden/>
@@ -1139,7 +1139,7 @@
             </w:tabs>
             <w:rPr/>
           </w:pPr>
-          <w:hyperlink w:anchor="__RefHeading___Toc70319_4049217194">
+          <w:hyperlink w:anchor="__RefHeading___Toc70319_3199679052">
             <w:r>
               <w:rPr>
                 <w:webHidden/>
@@ -1161,7 +1161,7 @@
             </w:tabs>
             <w:rPr/>
           </w:pPr>
-          <w:hyperlink w:anchor="__RefHeading___Toc70321_4049217194">
+          <w:hyperlink w:anchor="__RefHeading___Toc70321_3199679052">
             <w:r>
               <w:rPr>
                 <w:webHidden/>
@@ -1183,7 +1183,7 @@
             </w:tabs>
             <w:rPr/>
           </w:pPr>
-          <w:hyperlink w:anchor="__RefHeading___Toc70323_4049217194">
+          <w:hyperlink w:anchor="__RefHeading___Toc70323_3199679052">
             <w:r>
               <w:rPr>
                 <w:webHidden/>
@@ -1205,7 +1205,7 @@
             </w:tabs>
             <w:rPr/>
           </w:pPr>
-          <w:hyperlink w:anchor="__RefHeading___Toc70325_4049217194">
+          <w:hyperlink w:anchor="__RefHeading___Toc70325_3199679052">
             <w:r>
               <w:rPr>
                 <w:webHidden/>
@@ -1227,7 +1227,7 @@
             </w:tabs>
             <w:rPr/>
           </w:pPr>
-          <w:hyperlink w:anchor="__RefHeading___Toc70327_4049217194">
+          <w:hyperlink w:anchor="__RefHeading___Toc70327_3199679052">
             <w:r>
               <w:rPr>
                 <w:webHidden/>
@@ -1249,7 +1249,7 @@
             </w:tabs>
             <w:rPr/>
           </w:pPr>
-          <w:hyperlink w:anchor="__RefHeading___Toc70329_4049217194">
+          <w:hyperlink w:anchor="__RefHeading___Toc70329_3199679052">
             <w:r>
               <w:rPr>
                 <w:webHidden/>
@@ -1271,7 +1271,7 @@
             </w:tabs>
             <w:rPr/>
           </w:pPr>
-          <w:hyperlink w:anchor="__RefHeading___Toc70331_4049217194">
+          <w:hyperlink w:anchor="__RefHeading___Toc70331_3199679052">
             <w:r>
               <w:rPr>
                 <w:webHidden/>
@@ -1293,7 +1293,7 @@
             </w:tabs>
             <w:rPr/>
           </w:pPr>
-          <w:hyperlink w:anchor="__RefHeading___Toc70333_4049217194">
+          <w:hyperlink w:anchor="__RefHeading___Toc70333_3199679052">
             <w:r>
               <w:rPr>
                 <w:webHidden/>
@@ -1315,7 +1315,7 @@
             </w:tabs>
             <w:rPr/>
           </w:pPr>
-          <w:hyperlink w:anchor="__RefHeading___Toc70335_4049217194">
+          <w:hyperlink w:anchor="__RefHeading___Toc70335_3199679052">
             <w:r>
               <w:rPr>
                 <w:webHidden/>
@@ -1337,7 +1337,7 @@
             </w:tabs>
             <w:rPr/>
           </w:pPr>
-          <w:hyperlink w:anchor="__RefHeading___Toc70337_4049217194">
+          <w:hyperlink w:anchor="__RefHeading___Toc70337_3199679052">
             <w:r>
               <w:rPr>
                 <w:webHidden/>
@@ -1359,7 +1359,7 @@
             </w:tabs>
             <w:rPr/>
           </w:pPr>
-          <w:hyperlink w:anchor="__RefHeading___Toc70339_4049217194">
+          <w:hyperlink w:anchor="__RefHeading___Toc70339_3199679052">
             <w:r>
               <w:rPr>
                 <w:webHidden/>
@@ -1381,7 +1381,7 @@
             </w:tabs>
             <w:rPr/>
           </w:pPr>
-          <w:hyperlink w:anchor="__RefHeading___Toc70341_4049217194">
+          <w:hyperlink w:anchor="__RefHeading___Toc70341_3199679052">
             <w:r>
               <w:rPr>
                 <w:webHidden/>
@@ -1403,7 +1403,7 @@
             </w:tabs>
             <w:rPr/>
           </w:pPr>
-          <w:hyperlink w:anchor="__RefHeading___Toc70343_4049217194">
+          <w:hyperlink w:anchor="__RefHeading___Toc70343_3199679052">
             <w:r>
               <w:rPr>
                 <w:webHidden/>
@@ -1425,7 +1425,7 @@
             </w:tabs>
             <w:rPr/>
           </w:pPr>
-          <w:hyperlink w:anchor="__RefHeading___Toc70345_4049217194">
+          <w:hyperlink w:anchor="__RefHeading___Toc70345_3199679052">
             <w:r>
               <w:rPr>
                 <w:webHidden/>
@@ -1473,7 +1473,7 @@
       <w:r>
         <w:br w:type="page"/>
       </w:r>
-      <w:bookmarkStart w:id="0" w:name="__RefHeading___Toc70289_4049217194"/>
+      <w:bookmarkStart w:id="0" w:name="__RefHeading___Toc70289_3199679052"/>
       <w:bookmarkStart w:id="1" w:name="_Toc48319687"/>
       <w:bookmarkStart w:id="2" w:name="_Toc11824118"/>
       <w:bookmarkEnd w:id="0"/>
@@ -2116,7 +2116,7 @@
           <w:spacing w:val="0"/>
         </w:rPr>
       </w:pPr>
-      <w:bookmarkStart w:id="4" w:name="__RefHeading___Toc70291_4049217194"/>
+      <w:bookmarkStart w:id="4" w:name="__RefHeading___Toc70291_3199679052"/>
       <w:bookmarkStart w:id="5" w:name="_Toc233203388"/>
       <w:bookmarkEnd w:id="4"/>
       <w:r>
@@ -3421,7 +3421,7 @@
         <w:pageBreakBefore w:val="false"/>
         <w:rPr/>
       </w:pPr>
-      <w:bookmarkStart w:id="6" w:name="__RefHeading___Toc70293_4049217194"/>
+      <w:bookmarkStart w:id="6" w:name="__RefHeading___Toc70293_3199679052"/>
       <w:bookmarkEnd w:id="6"/>
       <w:r>
         <w:rPr>
@@ -3438,7 +3438,7 @@
         <w:pStyle w:val="Heading2"/>
         <w:rPr/>
       </w:pPr>
-      <w:bookmarkStart w:id="7" w:name="__RefHeading___Toc70295_4049217194"/>
+      <w:bookmarkStart w:id="7" w:name="__RefHeading___Toc70295_3199679052"/>
       <w:bookmarkEnd w:id="7"/>
       <w:r>
         <w:rPr>
@@ -3501,7 +3501,7 @@
         <w:pStyle w:val="Heading2"/>
         <w:rPr/>
       </w:pPr>
-      <w:bookmarkStart w:id="8" w:name="__RefHeading___Toc70297_4049217194"/>
+      <w:bookmarkStart w:id="8" w:name="__RefHeading___Toc70297_3199679052"/>
       <w:bookmarkEnd w:id="8"/>
       <w:r>
         <w:rPr>
@@ -3702,7 +3702,7 @@
         <w:pStyle w:val="Heading2"/>
         <w:rPr/>
       </w:pPr>
-      <w:bookmarkStart w:id="9" w:name="__RefHeading___Toc70299_4049217194"/>
+      <w:bookmarkStart w:id="9" w:name="__RefHeading___Toc70299_3199679052"/>
       <w:bookmarkEnd w:id="9"/>
       <w:r>
         <w:rPr>
@@ -4549,7 +4549,7 @@
       <w:r>
         <w:br w:type="page"/>
       </w:r>
-      <w:bookmarkStart w:id="10" w:name="__RefHeading___Toc70301_4049217194"/>
+      <w:bookmarkStart w:id="10" w:name="__RefHeading___Toc70301_3199679052"/>
       <w:bookmarkEnd w:id="10"/>
       <w:r>
         <w:rPr>
@@ -4566,7 +4566,7 @@
         <w:pStyle w:val="Heading2"/>
         <w:rPr/>
       </w:pPr>
-      <w:bookmarkStart w:id="11" w:name="__RefHeading___Toc70303_4049217194"/>
+      <w:bookmarkStart w:id="11" w:name="__RefHeading___Toc70303_3199679052"/>
       <w:bookmarkEnd w:id="11"/>
       <w:r>
         <w:rPr>
@@ -7343,7 +7343,7 @@
         <w:pStyle w:val="Heading2"/>
         <w:rPr/>
       </w:pPr>
-      <w:bookmarkStart w:id="12" w:name="__RefHeading___Toc70305_4049217194"/>
+      <w:bookmarkStart w:id="12" w:name="__RefHeading___Toc70305_3199679052"/>
       <w:bookmarkEnd w:id="12"/>
       <w:r>
         <w:rPr>
@@ -7957,7 +7957,7 @@
         <w:pStyle w:val="Heading2"/>
         <w:rPr/>
       </w:pPr>
-      <w:bookmarkStart w:id="13" w:name="__RefHeading___Toc70307_4049217194"/>
+      <w:bookmarkStart w:id="13" w:name="__RefHeading___Toc70307_3199679052"/>
       <w:bookmarkEnd w:id="13"/>
       <w:r>
         <w:rPr>
@@ -7992,7 +7992,7 @@
         <w:pStyle w:val="Heading1"/>
         <w:rPr/>
       </w:pPr>
-      <w:bookmarkStart w:id="14" w:name="__RefHeading___Toc70309_4049217194"/>
+      <w:bookmarkStart w:id="14" w:name="__RefHeading___Toc70309_3199679052"/>
       <w:bookmarkEnd w:id="14"/>
       <w:r>
         <w:rPr>
@@ -8009,7 +8009,7 @@
         <w:pStyle w:val="Heading2"/>
         <w:rPr/>
       </w:pPr>
-      <w:bookmarkStart w:id="15" w:name="__RefHeading___Toc70311_4049217194"/>
+      <w:bookmarkStart w:id="15" w:name="__RefHeading___Toc70311_3199679052"/>
       <w:bookmarkEnd w:id="15"/>
       <w:r>
         <w:rPr>
@@ -12416,7 +12416,7 @@
         <w:pStyle w:val="Heading2"/>
         <w:rPr/>
       </w:pPr>
-      <w:bookmarkStart w:id="16" w:name="__RefHeading___Toc70313_4049217194"/>
+      <w:bookmarkStart w:id="16" w:name="__RefHeading___Toc70313_3199679052"/>
       <w:bookmarkEnd w:id="16"/>
       <w:r>
         <w:rPr>
@@ -12448,7 +12448,7 @@
         <w:pStyle w:val="Heading2"/>
         <w:rPr/>
       </w:pPr>
-      <w:bookmarkStart w:id="17" w:name="__RefHeading___Toc70315_4049217194"/>
+      <w:bookmarkStart w:id="17" w:name="__RefHeading___Toc70315_3199679052"/>
       <w:bookmarkEnd w:id="17"/>
       <w:r>
         <w:rPr>
@@ -12541,7 +12541,7 @@
         <w:pStyle w:val="Heading1"/>
         <w:rPr/>
       </w:pPr>
-      <w:bookmarkStart w:id="18" w:name="__RefHeading___Toc70317_4049217194"/>
+      <w:bookmarkStart w:id="18" w:name="__RefHeading___Toc70317_3199679052"/>
       <w:bookmarkEnd w:id="18"/>
       <w:r>
         <w:rPr>
@@ -15629,7 +15629,7 @@
         <w:pStyle w:val="Heading1"/>
         <w:rPr/>
       </w:pPr>
-      <w:bookmarkStart w:id="19" w:name="__RefHeading___Toc70319_4049217194"/>
+      <w:bookmarkStart w:id="19" w:name="__RefHeading___Toc70319_3199679052"/>
       <w:bookmarkEnd w:id="19"/>
       <w:r>
         <w:rPr>
@@ -15646,7 +15646,7 @@
         <w:pStyle w:val="Heading2"/>
         <w:rPr/>
       </w:pPr>
-      <w:bookmarkStart w:id="20" w:name="__RefHeading___Toc70321_4049217194"/>
+      <w:bookmarkStart w:id="20" w:name="__RefHeading___Toc70321_3199679052"/>
       <w:bookmarkEnd w:id="20"/>
       <w:r>
         <w:rPr>
@@ -15678,7 +15678,7 @@
         <w:pStyle w:val="Heading2"/>
         <w:rPr/>
       </w:pPr>
-      <w:bookmarkStart w:id="21" w:name="__RefHeading___Toc70323_4049217194"/>
+      <w:bookmarkStart w:id="21" w:name="__RefHeading___Toc70323_3199679052"/>
       <w:bookmarkEnd w:id="21"/>
       <w:r>
         <w:rPr>
@@ -17262,7 +17262,7 @@
         <w:pStyle w:val="Heading2"/>
         <w:rPr/>
       </w:pPr>
-      <w:bookmarkStart w:id="22" w:name="__RefHeading___Toc70325_4049217194"/>
+      <w:bookmarkStart w:id="22" w:name="__RefHeading___Toc70325_3199679052"/>
       <w:bookmarkEnd w:id="22"/>
       <w:r>
         <w:rPr>
@@ -17389,7 +17389,7 @@
         <w:pStyle w:val="Heading2"/>
         <w:rPr/>
       </w:pPr>
-      <w:bookmarkStart w:id="23" w:name="__RefHeading___Toc70327_4049217194"/>
+      <w:bookmarkStart w:id="23" w:name="__RefHeading___Toc70327_3199679052"/>
       <w:bookmarkEnd w:id="23"/>
       <w:r>
         <w:rPr>
@@ -17424,7 +17424,7 @@
         <w:pStyle w:val="Heading1"/>
         <w:rPr/>
       </w:pPr>
-      <w:bookmarkStart w:id="24" w:name="__RefHeading___Toc70329_4049217194"/>
+      <w:bookmarkStart w:id="24" w:name="__RefHeading___Toc70329_3199679052"/>
       <w:bookmarkEnd w:id="24"/>
       <w:r>
         <w:rPr>
@@ -18256,7 +18256,7 @@
         <w:pStyle w:val="Heading1"/>
         <w:rPr/>
       </w:pPr>
-      <w:bookmarkStart w:id="25" w:name="__RefHeading___Toc70331_4049217194"/>
+      <w:bookmarkStart w:id="25" w:name="__RefHeading___Toc70331_3199679052"/>
       <w:bookmarkEnd w:id="25"/>
       <w:r>
         <w:rPr>
@@ -18273,7 +18273,7 @@
         <w:pStyle w:val="Heading2"/>
         <w:rPr/>
       </w:pPr>
-      <w:bookmarkStart w:id="26" w:name="__RefHeading___Toc70333_4049217194"/>
+      <w:bookmarkStart w:id="26" w:name="__RefHeading___Toc70333_3199679052"/>
       <w:bookmarkEnd w:id="26"/>
       <w:r>
         <w:rPr>
@@ -19583,7 +19583,7 @@
         <w:pStyle w:val="Heading2"/>
         <w:rPr/>
       </w:pPr>
-      <w:bookmarkStart w:id="27" w:name="__RefHeading___Toc70335_4049217194"/>
+      <w:bookmarkStart w:id="27" w:name="__RefHeading___Toc70335_3199679052"/>
       <w:bookmarkEnd w:id="27"/>
       <w:r>
         <w:rPr>
@@ -22015,7 +22015,7 @@
         <w:pStyle w:val="Heading2"/>
         <w:rPr/>
       </w:pPr>
-      <w:bookmarkStart w:id="28" w:name="__RefHeading___Toc70337_4049217194"/>
+      <w:bookmarkStart w:id="28" w:name="__RefHeading___Toc70337_3199679052"/>
       <w:bookmarkEnd w:id="28"/>
       <w:r>
         <w:rPr>
@@ -22179,7 +22179,7 @@
         <w:pStyle w:val="Heading1"/>
         <w:rPr/>
       </w:pPr>
-      <w:bookmarkStart w:id="29" w:name="__RefHeading___Toc70339_4049217194"/>
+      <w:bookmarkStart w:id="29" w:name="__RefHeading___Toc70339_3199679052"/>
       <w:bookmarkEnd w:id="29"/>
       <w:r>
         <w:rPr>
@@ -22196,7 +22196,7 @@
         <w:pStyle w:val="Heading2"/>
         <w:rPr/>
       </w:pPr>
-      <w:bookmarkStart w:id="30" w:name="__RefHeading___Toc70341_4049217194"/>
+      <w:bookmarkStart w:id="30" w:name="__RefHeading___Toc70341_3199679052"/>
       <w:bookmarkEnd w:id="30"/>
       <w:r>
         <w:rPr>
@@ -22228,7 +22228,7 @@
         <w:pStyle w:val="Heading2"/>
         <w:rPr/>
       </w:pPr>
-      <w:bookmarkStart w:id="31" w:name="__RefHeading___Toc70343_4049217194"/>
+      <w:bookmarkStart w:id="31" w:name="__RefHeading___Toc70343_3199679052"/>
       <w:bookmarkEnd w:id="31"/>
       <w:r>
         <w:rPr>
@@ -22643,7 +22643,7 @@
           <w:spacing w:val="0"/>
         </w:rPr>
       </w:pPr>
-      <w:bookmarkStart w:id="32" w:name="__RefHeading___Toc70345_4049217194"/>
+      <w:bookmarkStart w:id="32" w:name="__RefHeading___Toc70345_3199679052"/>
       <w:bookmarkStart w:id="33" w:name="_Toc233203395"/>
       <w:bookmarkEnd w:id="32"/>
       <w:r>
